--- a/data/templates/Entry_of_Appearance_Muni.docx
+++ b/data/templates/Entry_of_Appearance_Muni.docx
@@ -17,7 +17,7 @@
           <w:sz w:val="26"/>
           <w:szCs w:val="26"/>
         </w:rPr>
-        <w:t>IN THE MUNICIPAL COURT OF THE CITY OF {{CITY}}</w:t>
+        <w:t xml:space="preserve">IN THE MUNICIPAL COURT OF THE CITY OF {{CITY}}</w:t>
       </w:r>
     </w:p>
     <w:p>
@@ -795,7 +795,7 @@
           <w:sz w:val="26"/>
           <w:szCs w:val="26"/>
         </w:rPr>
-        <w:t xml:space="preserve">The below signature certifies a true and accurate copy of the foregoing was given via United States Postal Service to the City of {{city}} Prosecuting Attorney, this</w:t>
+        <w:t xml:space="preserve">The below signature certifies a true and accurate copy of the foregoing was given via United States Postal Service to the City of {{city}} Prosecuting Attorney, this </w:t>
         <w:fldChar w:fldCharType="begin"/>
         <w:instrText xml:space="preserve"> DATE \@ "MMMM d, yyyy" </w:instrText>
         <w:fldChar w:fldCharType="separate"/>

--- a/data/templates/Entry_of_Appearance_Muni.docx
+++ b/data/templates/Entry_of_Appearance_Muni.docx
@@ -467,7 +467,7 @@
         <w:tab/>
         <w:t xml:space="preserve">        </w:t>
         <w:tab/>
-        <w:t>#{{attorney_bar}}</w:t>
+        <w:t>{{attorney_bar}}</w:t>
       </w:r>
     </w:p>
     <w:p>
@@ -491,7 +491,7 @@
         <w:t>{{second_attorney_name}}</w:t>
         <w:tab/>
         <w:tab/>
-        <w:t>#{{second_attorney_bar}}</w:t>
+        <w:t>{{second_attorney_bar}}</w:t>
       </w:r>
     </w:p>
     <w:p>

--- a/data/templates/Entry_of_Appearance_Muni.docx
+++ b/data/templates/Entry_of_Appearance_Muni.docx
@@ -559,30 +559,6 @@
         <w:t>Telephone:</w:t>
         <w:tab/>
         <w:t>{{firm_phone}}</w:t>
-      </w:r>
-    </w:p>
-    <w:p>
-      <w:pPr>
-        <w:tabs>
-          <w:tab w:val="left" w:pos="-1440"/>
-        </w:tabs>
-        <w:ind w:left="5040" w:hanging="2160"/>
-        <w:jc w:val="both"/>
-        <w:rPr>
-          <w:sz w:val="26"/>
-          <w:szCs w:val="26"/>
-        </w:rPr>
-      </w:pPr>
-      <w:r>
-        <w:rPr>
-          <w:sz w:val="26"/>
-          <w:szCs w:val="26"/>
-        </w:rPr>
-        <w:t xml:space="preserve">          </w:t>
-        <w:tab/>
-        <w:t>Facsimile:</w:t>
-        <w:tab/>
-        <w:t>{{firm_fax}}</w:t>
       </w:r>
     </w:p>
     <w:p>
